--- a/FSD MERN - Designing a Dynamic Front-end with React JAN 2026 batch 1/React JS Day 12- 22-02-2026.docx
+++ b/FSD MERN - Designing a Dynamic Front-end with React JAN 2026 batch 1/React JS Day 12- 22-02-2026.docx
@@ -26,34 +26,13 @@
     <w:p>
       <w:pPr>
         <w:rPr>
-          <w:b/>
-          <w:bCs/>
-          <w:lang w:val="en-US"/>
-        </w:rPr>
-      </w:pPr>
-      <w:r>
-        <w:rPr>
-          <w:b/>
-          <w:bCs/>
-          <w:highlight w:val="yellow"/>
-          <w:lang w:val="en-US"/>
-        </w:rPr>
-        <w:t>React JS Testing</w:t>
-      </w:r>
-      <w:r>
-        <w:rPr>
-          <w:b/>
-          <w:bCs/>
-          <w:lang w:val="en-US"/>
-        </w:rPr>
-        <w:t xml:space="preserve"> </w:t>
-      </w:r>
+          <w:lang w:val="en-US"/>
+        </w:rPr>
+      </w:pPr>
     </w:p>
     <w:p>
       <w:pPr>
         <w:rPr>
-          <w:b/>
-          <w:bCs/>
           <w:lang w:val="en-US"/>
         </w:rPr>
       </w:pPr>
@@ -64,1063 +43,57 @@
           <w:lang w:val="en-US"/>
         </w:rPr>
       </w:pPr>
-      <w:r>
-        <w:rPr>
-          <w:lang w:val="en-US"/>
-        </w:rPr>
-        <w:t xml:space="preserve">Testing </w:t>
-      </w:r>
-    </w:p>
-    <w:p>
-      <w:pPr>
-        <w:rPr>
-          <w:lang w:val="en-US"/>
-        </w:rPr>
-      </w:pPr>
-      <w:r>
-        <w:rPr>
-          <w:lang w:val="en-US"/>
-        </w:rPr>
-        <w:t xml:space="preserve">Testing is use to find the defect or error or bugs the application. </w:t>
-      </w:r>
-    </w:p>
-    <w:p>
-      <w:pPr>
-        <w:rPr>
-          <w:lang w:val="en-US"/>
-        </w:rPr>
-      </w:pPr>
-      <w:r>
-        <w:rPr>
-          <w:lang w:val="en-US"/>
-        </w:rPr>
-        <w:t xml:space="preserve">Testing mainly divided into 2 parts </w:t>
-      </w:r>
-    </w:p>
-    <w:p>
-      <w:pPr>
-        <w:rPr>
-          <w:lang w:val="en-US"/>
-        </w:rPr>
-      </w:pPr>
-      <w:r>
-        <w:rPr>
-          <w:lang w:val="en-US"/>
-        </w:rPr>
-        <w:t xml:space="preserve">Manually testing </w:t>
-      </w:r>
-    </w:p>
-    <w:p>
-      <w:pPr>
-        <w:rPr>
-          <w:lang w:val="en-US"/>
-        </w:rPr>
-      </w:pPr>
-      <w:r>
-        <w:rPr>
-          <w:lang w:val="en-US"/>
-        </w:rPr>
-        <w:t xml:space="preserve">Automation testing </w:t>
-      </w:r>
-    </w:p>
-    <w:p>
-      <w:pPr>
-        <w:rPr>
-          <w:lang w:val="en-US"/>
-        </w:rPr>
-      </w:pPr>
-    </w:p>
-    <w:p>
-      <w:pPr>
-        <w:rPr>
-          <w:lang w:val="en-US"/>
-        </w:rPr>
-      </w:pPr>
-      <w:r>
-        <w:rPr>
-          <w:lang w:val="en-US"/>
-        </w:rPr>
-        <w:t xml:space="preserve">Black box testing </w:t>
-      </w:r>
-    </w:p>
-    <w:p>
-      <w:pPr>
-        <w:rPr>
-          <w:lang w:val="en-US"/>
-        </w:rPr>
-      </w:pPr>
-      <w:r>
-        <w:rPr>
-          <w:lang w:val="en-US"/>
-        </w:rPr>
-        <w:tab/>
-        <w:t xml:space="preserve">Input </w:t>
-      </w:r>
-      <w:r>
-        <w:rPr>
-          <w:lang w:val="en-US"/>
-        </w:rPr>
-        <w:tab/>
-      </w:r>
-      <w:r>
-        <w:rPr>
-          <w:lang w:val="en-US"/>
-        </w:rPr>
-        <w:tab/>
-      </w:r>
-      <w:r>
-        <w:rPr>
-          <w:lang w:val="en-US"/>
-        </w:rPr>
-        <w:tab/>
-      </w:r>
-      <w:r>
-        <w:rPr>
-          <w:highlight w:val="yellow"/>
-          <w:lang w:val="en-US"/>
-        </w:rPr>
-        <w:t>Process</w:t>
-      </w:r>
-      <w:r>
-        <w:rPr>
-          <w:lang w:val="en-US"/>
-        </w:rPr>
-        <w:t xml:space="preserve"> </w:t>
-      </w:r>
-      <w:r>
-        <w:rPr>
-          <w:lang w:val="en-US"/>
-        </w:rPr>
-        <w:tab/>
-      </w:r>
-      <w:r>
-        <w:rPr>
-          <w:lang w:val="en-US"/>
-        </w:rPr>
-        <w:tab/>
-      </w:r>
-      <w:r>
-        <w:rPr>
-          <w:lang w:val="en-US"/>
-        </w:rPr>
-        <w:tab/>
-        <w:t xml:space="preserve">Output </w:t>
-      </w:r>
-    </w:p>
-    <w:p>
-      <w:pPr>
-        <w:rPr>
-          <w:lang w:val="en-US"/>
-        </w:rPr>
-      </w:pPr>
-      <w:r>
-        <w:rPr>
-          <w:lang w:val="en-US"/>
-        </w:rPr>
-        <w:t xml:space="preserve">White box testing </w:t>
-      </w:r>
-    </w:p>
-    <w:p>
-      <w:pPr>
-        <w:rPr>
-          <w:lang w:val="en-US"/>
-        </w:rPr>
-      </w:pPr>
-    </w:p>
-    <w:p>
-      <w:pPr>
-        <w:rPr>
-          <w:lang w:val="en-US"/>
-        </w:rPr>
-      </w:pPr>
-      <w:r>
-        <w:rPr>
-          <w:lang w:val="en-US"/>
-        </w:rPr>
-        <w:tab/>
-      </w:r>
-      <w:r>
-        <w:rPr>
-          <w:highlight w:val="yellow"/>
-          <w:lang w:val="en-US"/>
-        </w:rPr>
-        <w:t xml:space="preserve">Input </w:t>
-      </w:r>
-      <w:r>
-        <w:rPr>
-          <w:highlight w:val="yellow"/>
-          <w:lang w:val="en-US"/>
-        </w:rPr>
-        <w:tab/>
-      </w:r>
-      <w:r>
-        <w:rPr>
-          <w:highlight w:val="yellow"/>
-          <w:lang w:val="en-US"/>
-        </w:rPr>
-        <w:tab/>
-      </w:r>
-      <w:r>
-        <w:rPr>
-          <w:highlight w:val="yellow"/>
-          <w:lang w:val="en-US"/>
-        </w:rPr>
-        <w:tab/>
-        <w:t xml:space="preserve">Process </w:t>
-      </w:r>
-      <w:r>
-        <w:rPr>
-          <w:highlight w:val="yellow"/>
-          <w:lang w:val="en-US"/>
-        </w:rPr>
-        <w:tab/>
-      </w:r>
-      <w:r>
-        <w:rPr>
-          <w:highlight w:val="yellow"/>
-          <w:lang w:val="en-US"/>
-        </w:rPr>
-        <w:tab/>
-      </w:r>
-      <w:r>
-        <w:rPr>
-          <w:highlight w:val="yellow"/>
-          <w:lang w:val="en-US"/>
-        </w:rPr>
-        <w:tab/>
-        <w:t>Output</w:t>
-      </w:r>
-    </w:p>
-    <w:p>
-      <w:pPr>
-        <w:rPr>
-          <w:lang w:val="en-US"/>
-        </w:rPr>
-      </w:pPr>
-      <w:r>
-        <w:rPr>
-          <w:lang w:val="en-US"/>
-        </w:rPr>
-        <w:t xml:space="preserve">Test the any application without main or without entry of the application. </w:t>
-      </w:r>
-    </w:p>
-    <w:p>
-      <w:pPr>
-        <w:rPr>
-          <w:lang w:val="en-US"/>
-        </w:rPr>
-      </w:pPr>
-      <w:r>
-        <w:rPr>
-          <w:lang w:val="en-US"/>
-        </w:rPr>
-        <w:t xml:space="preserve">UI Testing </w:t>
-      </w:r>
-    </w:p>
-    <w:p>
-      <w:pPr>
-        <w:rPr>
-          <w:lang w:val="en-US"/>
-        </w:rPr>
-      </w:pPr>
-    </w:p>
-    <w:p>
-      <w:pPr>
-        <w:rPr>
-          <w:highlight w:val="yellow"/>
-          <w:lang w:val="en-US"/>
-        </w:rPr>
-      </w:pPr>
-    </w:p>
-    <w:p>
-      <w:pPr>
-        <w:rPr>
-          <w:highlight w:val="yellow"/>
-          <w:lang w:val="en-US"/>
-        </w:rPr>
-      </w:pPr>
-    </w:p>
-    <w:p>
-      <w:pPr>
-        <w:rPr>
-          <w:highlight w:val="yellow"/>
-          <w:lang w:val="en-US"/>
-        </w:rPr>
-      </w:pPr>
-    </w:p>
-    <w:p>
-      <w:pPr>
-        <w:rPr>
-          <w:highlight w:val="yellow"/>
-          <w:lang w:val="en-US"/>
-        </w:rPr>
-      </w:pPr>
-    </w:p>
-    <w:p>
-      <w:pPr>
-        <w:rPr>
-          <w:highlight w:val="yellow"/>
-          <w:lang w:val="en-US"/>
-        </w:rPr>
-      </w:pPr>
-    </w:p>
-    <w:p>
-      <w:pPr>
-        <w:rPr>
-          <w:highlight w:val="yellow"/>
-          <w:lang w:val="en-US"/>
-        </w:rPr>
-      </w:pPr>
-    </w:p>
-    <w:p>
-      <w:pPr>
-        <w:rPr>
-          <w:highlight w:val="yellow"/>
-          <w:lang w:val="en-US"/>
-        </w:rPr>
-      </w:pPr>
-    </w:p>
-    <w:p>
-      <w:pPr>
-        <w:rPr>
-          <w:highlight w:val="yellow"/>
-          <w:lang w:val="en-US"/>
-        </w:rPr>
-      </w:pPr>
-    </w:p>
-    <w:p>
-      <w:pPr>
-        <w:rPr>
-          <w:lang w:val="en-US"/>
-        </w:rPr>
-      </w:pPr>
-      <w:r>
-        <w:rPr>
-          <w:highlight w:val="yellow"/>
-          <w:lang w:val="en-US"/>
-        </w:rPr>
-        <w:lastRenderedPageBreak/>
-        <w:t>Unit Testing</w:t>
-      </w:r>
-      <w:r>
-        <w:rPr>
-          <w:lang w:val="en-US"/>
-        </w:rPr>
-        <w:t xml:space="preserve"> : Unit testing is a type of white box testing which help to test function functionality working not. Unit smallest code which work independently in function or method or Component etc. </w:t>
-      </w:r>
-    </w:p>
-    <w:p>
-      <w:pPr>
-        <w:rPr>
-          <w:lang w:val="en-US"/>
-        </w:rPr>
-      </w:pPr>
-      <w:r>
-        <w:rPr>
-          <w:lang w:val="en-US"/>
-        </w:rPr>
-        <w:t xml:space="preserve">Junit </w:t>
-      </w:r>
-    </w:p>
-    <w:p>
-      <w:pPr>
-        <w:rPr>
-          <w:lang w:val="en-US"/>
-        </w:rPr>
-      </w:pPr>
       <w:proofErr w:type="spellStart"/>
       <w:r>
         <w:rPr>
           <w:lang w:val="en-US"/>
         </w:rPr>
-        <w:t>Nunit</w:t>
+        <w:t>Hr</w:t>
       </w:r>
       <w:proofErr w:type="spellEnd"/>
       <w:r>
         <w:rPr>
           <w:lang w:val="en-US"/>
         </w:rPr>
-        <w:t xml:space="preserve"> </w:t>
-      </w:r>
-    </w:p>
-    <w:p>
-      <w:pPr>
-        <w:rPr>
-          <w:lang w:val="en-US"/>
-        </w:rPr>
-      </w:pPr>
-      <w:r>
-        <w:rPr>
-          <w:lang w:val="en-US"/>
-        </w:rPr>
-        <w:t xml:space="preserve">UI Testing </w:t>
-      </w:r>
-    </w:p>
-    <w:p>
-      <w:pPr>
-        <w:rPr>
-          <w:lang w:val="en-US"/>
-        </w:rPr>
-      </w:pPr>
-      <w:r>
-        <w:rPr>
-          <w:highlight w:val="yellow"/>
-          <w:lang w:val="en-US"/>
-        </w:rPr>
-        <w:t>Jasmine</w:t>
-      </w:r>
-      <w:r>
-        <w:rPr>
-          <w:lang w:val="en-US"/>
-        </w:rPr>
-        <w:t xml:space="preserve"> </w:t>
-      </w:r>
-      <w:r>
-        <w:rPr>
-          <w:lang w:val="en-US"/>
-        </w:rPr>
-        <w:tab/>
-        <w:t xml:space="preserve">: Core JS application. </w:t>
-      </w:r>
-    </w:p>
-    <w:p>
-      <w:pPr>
-        <w:rPr>
-          <w:lang w:val="en-US"/>
-        </w:rPr>
-      </w:pPr>
-      <w:r>
-        <w:rPr>
-          <w:lang w:val="en-US"/>
-        </w:rPr>
-        <w:tab/>
-      </w:r>
-      <w:r>
-        <w:rPr>
-          <w:lang w:val="en-US"/>
-        </w:rPr>
-        <w:tab/>
-      </w:r>
-      <w:r>
-        <w:rPr>
-          <w:highlight w:val="yellow"/>
-          <w:lang w:val="en-US"/>
-        </w:rPr>
-        <w:t>Angular by default configure jasmine with Karma testing tool</w:t>
-      </w:r>
-      <w:r>
-        <w:rPr>
-          <w:lang w:val="en-US"/>
-        </w:rPr>
-        <w:t xml:space="preserve">. </w:t>
-      </w:r>
-    </w:p>
-    <w:p>
-      <w:pPr>
-        <w:rPr>
-          <w:lang w:val="en-US"/>
-        </w:rPr>
-      </w:pPr>
-      <w:r>
-        <w:rPr>
-          <w:highlight w:val="yellow"/>
-          <w:lang w:val="en-US"/>
-        </w:rPr>
-        <w:t>JEST</w:t>
-      </w:r>
-      <w:r>
-        <w:rPr>
-          <w:lang w:val="en-US"/>
-        </w:rPr>
-        <w:t xml:space="preserve"> </w:t>
-      </w:r>
-      <w:r>
-        <w:rPr>
-          <w:lang w:val="en-US"/>
-        </w:rPr>
-        <w:tab/>
-      </w:r>
-      <w:r>
-        <w:rPr>
-          <w:lang w:val="en-US"/>
-        </w:rPr>
-        <w:tab/>
-        <w:t>: Third party framework provided by Facebook.</w:t>
-      </w:r>
-    </w:p>
-    <w:p>
-      <w:pPr>
-        <w:rPr>
-          <w:lang w:val="en-US"/>
-        </w:rPr>
-      </w:pPr>
-      <w:r>
-        <w:rPr>
-          <w:lang w:val="en-US"/>
-        </w:rPr>
-        <w:tab/>
-      </w:r>
-      <w:r>
-        <w:rPr>
-          <w:lang w:val="en-US"/>
-        </w:rPr>
-        <w:tab/>
-      </w:r>
-      <w:r>
-        <w:rPr>
-          <w:lang w:val="en-US"/>
-        </w:rPr>
-        <w:tab/>
-      </w:r>
-      <w:r>
-        <w:rPr>
-          <w:highlight w:val="yellow"/>
-          <w:lang w:val="en-US"/>
-        </w:rPr>
-        <w:t>React JS with JEST</w:t>
-      </w:r>
-      <w:r>
-        <w:rPr>
-          <w:lang w:val="en-US"/>
-        </w:rPr>
-        <w:t xml:space="preserve"> </w:t>
-      </w:r>
-    </w:p>
-    <w:p>
-      <w:pPr>
-        <w:rPr>
-          <w:lang w:val="en-US"/>
-        </w:rPr>
-      </w:pPr>
-      <w:r>
-        <w:rPr>
-          <w:highlight w:val="yellow"/>
-          <w:lang w:val="en-US"/>
-        </w:rPr>
-        <w:t>Mocha with Chai</w:t>
-      </w:r>
-      <w:r>
-        <w:rPr>
-          <w:lang w:val="en-US"/>
-        </w:rPr>
-        <w:t xml:space="preserve"> </w:t>
-      </w:r>
-    </w:p>
-    <w:p>
-      <w:pPr>
-        <w:rPr>
-          <w:lang w:val="en-US"/>
-        </w:rPr>
-      </w:pPr>
-      <w:r>
-        <w:rPr>
-          <w:lang w:val="en-US"/>
-        </w:rPr>
-        <w:tab/>
-      </w:r>
-      <w:r>
-        <w:rPr>
-          <w:lang w:val="en-US"/>
-        </w:rPr>
-        <w:tab/>
-      </w:r>
-      <w:r>
-        <w:rPr>
-          <w:lang w:val="en-US"/>
-        </w:rPr>
-        <w:tab/>
-      </w:r>
-      <w:r>
-        <w:rPr>
-          <w:highlight w:val="yellow"/>
-          <w:lang w:val="en-US"/>
-        </w:rPr>
-        <w:t>Node JS with Mocha</w:t>
-      </w:r>
-      <w:r>
-        <w:rPr>
-          <w:lang w:val="en-US"/>
-        </w:rPr>
-        <w:t xml:space="preserve"> with Chai third party library </w:t>
-      </w:r>
-    </w:p>
-    <w:p>
-      <w:pPr>
-        <w:rPr>
-          <w:lang w:val="en-US"/>
-        </w:rPr>
-      </w:pPr>
-      <w:r>
-        <w:rPr>
-          <w:lang w:val="en-US"/>
-        </w:rPr>
-        <w:tab/>
-      </w:r>
-    </w:p>
-    <w:p>
-      <w:pPr>
-        <w:rPr>
-          <w:lang w:val="en-US"/>
-        </w:rPr>
-      </w:pPr>
-    </w:p>
-    <w:p>
-      <w:pPr>
-        <w:rPr>
-          <w:lang w:val="en-US"/>
-        </w:rPr>
-      </w:pPr>
-      <w:r>
-        <w:rPr>
-          <w:lang w:val="en-US"/>
-        </w:rPr>
-        <w:t>function add(</w:t>
-      </w:r>
-      <w:proofErr w:type="spellStart"/>
-      <w:r>
-        <w:rPr>
-          <w:lang w:val="en-US"/>
-        </w:rPr>
-        <w:t>a,b</w:t>
-      </w:r>
-      <w:proofErr w:type="spellEnd"/>
-      <w:r>
-        <w:rPr>
-          <w:lang w:val="en-US"/>
-        </w:rPr>
-        <w:t>) {</w:t>
-      </w:r>
-    </w:p>
-    <w:p>
-      <w:pPr>
-        <w:rPr>
-          <w:lang w:val="en-US"/>
-        </w:rPr>
-      </w:pPr>
-      <w:r>
-        <w:rPr>
-          <w:lang w:val="en-US"/>
-        </w:rPr>
-        <w:tab/>
-        <w:t>let sum = 0;</w:t>
-      </w:r>
-    </w:p>
-    <w:p>
-      <w:pPr>
-        <w:rPr>
-          <w:lang w:val="en-US"/>
-        </w:rPr>
-      </w:pPr>
-      <w:r>
-        <w:rPr>
-          <w:lang w:val="en-US"/>
-        </w:rPr>
-        <w:tab/>
-        <w:t>return sum;</w:t>
-      </w:r>
-    </w:p>
-    <w:p>
-      <w:pPr>
-        <w:rPr>
-          <w:lang w:val="en-US"/>
-        </w:rPr>
-      </w:pPr>
-      <w:r>
-        <w:rPr>
-          <w:lang w:val="en-US"/>
-        </w:rPr>
-        <w:t>}</w:t>
-      </w:r>
-    </w:p>
-    <w:p>
-      <w:pPr>
-        <w:rPr>
-          <w:lang w:val="en-US"/>
-        </w:rPr>
-      </w:pPr>
-    </w:p>
-    <w:p>
-      <w:pPr>
-        <w:rPr>
-          <w:lang w:val="en-US"/>
-        </w:rPr>
-      </w:pPr>
-      <w:r>
-        <w:rPr>
-          <w:lang w:val="en-US"/>
-        </w:rPr>
-        <w:t xml:space="preserve">We need html page. </w:t>
-      </w:r>
-    </w:p>
-    <w:p>
-      <w:pPr>
-        <w:rPr>
-          <w:lang w:val="en-US"/>
-        </w:rPr>
-      </w:pPr>
-    </w:p>
-    <w:p>
-      <w:pPr>
-        <w:rPr>
-          <w:lang w:val="en-US"/>
-        </w:rPr>
-      </w:pPr>
-      <w:r>
-        <w:rPr>
-          <w:lang w:val="en-US"/>
-        </w:rPr>
-        <w:t xml:space="preserve">React JS </w:t>
-      </w:r>
-    </w:p>
-    <w:p>
-      <w:pPr>
-        <w:rPr>
-          <w:lang w:val="en-US"/>
-        </w:rPr>
-      </w:pPr>
-    </w:p>
-    <w:p>
-      <w:pPr>
-        <w:rPr>
-          <w:lang w:val="en-US"/>
-        </w:rPr>
-      </w:pPr>
-      <w:proofErr w:type="spellStart"/>
-      <w:r>
-        <w:rPr>
-          <w:lang w:val="en-US"/>
-        </w:rPr>
-        <w:t>App.jsx</w:t>
-      </w:r>
-      <w:proofErr w:type="spellEnd"/>
-      <w:r>
-        <w:rPr>
-          <w:lang w:val="en-US"/>
-        </w:rPr>
-        <w:t xml:space="preserve"> </w:t>
-      </w:r>
-      <w:r>
-        <w:rPr>
-          <w:lang w:val="en-US"/>
-        </w:rPr>
-        <w:tab/>
-        <w:t>-</w:t>
-      </w:r>
-      <w:r>
-        <w:rPr>
-          <w:lang w:val="en-US"/>
-        </w:rPr>
-        <w:sym w:font="Wingdings" w:char="F0E0"/>
-      </w:r>
-      <w:r>
-        <w:rPr>
-          <w:lang w:val="en-US"/>
-        </w:rPr>
-        <w:t xml:space="preserve"> Root component </w:t>
-      </w:r>
-    </w:p>
-    <w:p>
-      <w:pPr>
-        <w:rPr>
-          <w:lang w:val="en-US"/>
-        </w:rPr>
-      </w:pPr>
-    </w:p>
-    <w:p>
-      <w:pPr>
-        <w:rPr>
-          <w:lang w:val="en-US"/>
-        </w:rPr>
-      </w:pPr>
-      <w:proofErr w:type="spellStart"/>
-      <w:r>
-        <w:rPr>
-          <w:lang w:val="en-US"/>
-        </w:rPr>
-        <w:t>Hello.jsx</w:t>
-      </w:r>
-      <w:proofErr w:type="spellEnd"/>
-      <w:r>
-        <w:rPr>
-          <w:lang w:val="en-US"/>
-        </w:rPr>
-        <w:t xml:space="preserve"> </w:t>
-      </w:r>
-      <w:r>
-        <w:rPr>
-          <w:lang w:val="en-US"/>
-        </w:rPr>
-        <w:tab/>
-      </w:r>
-      <w:r>
-        <w:rPr>
-          <w:lang w:val="en-US"/>
-        </w:rPr>
-        <w:tab/>
-      </w:r>
-      <w:r>
-        <w:rPr>
-          <w:lang w:val="en-US"/>
-        </w:rPr>
-        <w:tab/>
-        <w:t>:</w:t>
-      </w:r>
-      <w:r>
-        <w:rPr>
-          <w:lang w:val="en-US"/>
-        </w:rPr>
-        <w:tab/>
-      </w:r>
-      <w:r>
-        <w:rPr>
-          <w:lang w:val="en-US"/>
-        </w:rPr>
-        <w:tab/>
-        <w:t xml:space="preserve">code or </w:t>
-      </w:r>
-      <w:proofErr w:type="spellStart"/>
-      <w:r>
-        <w:rPr>
-          <w:lang w:val="en-US"/>
-        </w:rPr>
-        <w:t>dom</w:t>
-      </w:r>
-      <w:proofErr w:type="spellEnd"/>
-      <w:r>
-        <w:rPr>
-          <w:lang w:val="en-US"/>
-        </w:rPr>
-        <w:t xml:space="preserve"> </w:t>
-      </w:r>
-    </w:p>
-    <w:p>
-      <w:pPr>
-        <w:rPr>
-          <w:lang w:val="en-US"/>
-        </w:rPr>
-      </w:pPr>
-    </w:p>
-    <w:p>
-      <w:pPr>
-        <w:rPr>
-          <w:lang w:val="en-US"/>
-        </w:rPr>
-      </w:pPr>
-    </w:p>
-    <w:p>
-      <w:pPr>
-        <w:rPr>
-          <w:lang w:val="en-US"/>
-        </w:rPr>
-      </w:pPr>
-    </w:p>
-    <w:p>
-      <w:pPr>
-        <w:rPr>
-          <w:lang w:val="en-US"/>
-        </w:rPr>
-      </w:pPr>
-      <w:proofErr w:type="spellStart"/>
-      <w:r>
-        <w:rPr>
-          <w:lang w:val="en-US"/>
-        </w:rPr>
-        <w:lastRenderedPageBreak/>
-        <w:t>npm</w:t>
-      </w:r>
-      <w:proofErr w:type="spellEnd"/>
-      <w:r>
-        <w:rPr>
-          <w:lang w:val="en-US"/>
-        </w:rPr>
-        <w:t xml:space="preserve"> install create-react-app -g</w:t>
-      </w:r>
-    </w:p>
-    <w:p>
-      <w:pPr>
-        <w:rPr>
-          <w:lang w:val="en-US"/>
-        </w:rPr>
-      </w:pPr>
-      <w:r>
-        <w:rPr>
-          <w:lang w:val="en-US"/>
-        </w:rPr>
-        <w:t xml:space="preserve">create-react-app </w:t>
-      </w:r>
-      <w:r>
-        <w:rPr>
-          <w:highlight w:val="yellow"/>
-          <w:lang w:val="en-US"/>
-        </w:rPr>
-        <w:t>react-demo</w:t>
-      </w:r>
-    </w:p>
-    <w:p>
-      <w:pPr>
-        <w:rPr>
-          <w:lang w:val="en-US"/>
-        </w:rPr>
-      </w:pPr>
-      <w:r>
-        <w:rPr>
-          <w:lang w:val="en-US"/>
-        </w:rPr>
-        <w:t xml:space="preserve">when we create project using create-react-app this module by default configure jest testing library </w:t>
-      </w:r>
-    </w:p>
-    <w:p>
-      <w:pPr>
-        <w:rPr>
-          <w:lang w:val="en-US"/>
-        </w:rPr>
-      </w:pPr>
-    </w:p>
-    <w:p>
-      <w:pPr>
-        <w:rPr>
-          <w:lang w:val="en-US"/>
-        </w:rPr>
-      </w:pPr>
-      <w:r>
-        <w:rPr>
-          <w:lang w:val="en-US"/>
-        </w:rPr>
-        <w:t xml:space="preserve">But when we create react </w:t>
-      </w:r>
-      <w:proofErr w:type="spellStart"/>
-      <w:r>
-        <w:rPr>
-          <w:lang w:val="en-US"/>
-        </w:rPr>
-        <w:t>js</w:t>
-      </w:r>
-      <w:proofErr w:type="spellEnd"/>
-      <w:r>
-        <w:rPr>
-          <w:lang w:val="en-US"/>
-        </w:rPr>
-        <w:t xml:space="preserve"> project </w:t>
-      </w:r>
-      <w:proofErr w:type="spellStart"/>
-      <w:r>
-        <w:rPr>
-          <w:highlight w:val="yellow"/>
-          <w:lang w:val="en-US"/>
-        </w:rPr>
-        <w:t>vite</w:t>
-      </w:r>
-      <w:proofErr w:type="spellEnd"/>
-      <w:r>
-        <w:rPr>
-          <w:highlight w:val="yellow"/>
-          <w:lang w:val="en-US"/>
-        </w:rPr>
-        <w:t xml:space="preserve"> framework</w:t>
-      </w:r>
-      <w:r>
-        <w:rPr>
-          <w:lang w:val="en-US"/>
-        </w:rPr>
-        <w:t xml:space="preserve">. </w:t>
-      </w:r>
-    </w:p>
-    <w:p>
-      <w:pPr>
-        <w:rPr>
-          <w:lang w:val="en-US"/>
-        </w:rPr>
-      </w:pPr>
+        <w:t xml:space="preserve">-portal </w:t>
+      </w:r>
     </w:p>
     <w:p>
       <w:pPr>
         <w:pStyle w:val="ListParagraph"/>
         <w:numPr>
           <w:ilvl w:val="0"/>
-          <w:numId w:val="11"/>
+          <w:numId w:val="12"/>
         </w:numPr>
         <w:rPr>
           <w:lang w:val="en-US"/>
         </w:rPr>
       </w:pPr>
-      <w:r>
-        <w:rPr>
-          <w:lang w:val="en-US"/>
-        </w:rPr>
-        <w:t xml:space="preserve">Creating react </w:t>
-      </w:r>
       <w:proofErr w:type="spellStart"/>
       <w:r>
         <w:rPr>
           <w:lang w:val="en-US"/>
         </w:rPr>
-        <w:t>js</w:t>
+        <w:t>Login.jsx</w:t>
       </w:r>
       <w:proofErr w:type="spellEnd"/>
       <w:r>
         <w:rPr>
           <w:lang w:val="en-US"/>
         </w:rPr>
-        <w:t xml:space="preserve"> project </w:t>
-      </w:r>
-    </w:p>
-    <w:p>
-      <w:pPr>
-        <w:rPr>
-          <w:b/>
-          <w:bCs/>
-          <w:lang w:val="en-US"/>
-        </w:rPr>
-      </w:pPr>
-      <w:proofErr w:type="spellStart"/>
-      <w:r>
-        <w:rPr>
-          <w:b/>
-          <w:bCs/>
-          <w:lang w:val="en-US"/>
-        </w:rPr>
-        <w:t>npm</w:t>
-      </w:r>
-      <w:proofErr w:type="spellEnd"/>
-      <w:r>
-        <w:rPr>
-          <w:b/>
-          <w:bCs/>
-          <w:lang w:val="en-US"/>
-        </w:rPr>
-        <w:t xml:space="preserve"> create </w:t>
-      </w:r>
-      <w:proofErr w:type="spellStart"/>
-      <w:r>
-        <w:rPr>
-          <w:b/>
-          <w:bCs/>
-          <w:lang w:val="en-US"/>
-        </w:rPr>
-        <w:t>vite@latest</w:t>
-      </w:r>
-      <w:proofErr w:type="spellEnd"/>
-      <w:r>
-        <w:rPr>
-          <w:b/>
-          <w:bCs/>
-          <w:lang w:val="en-US"/>
-        </w:rPr>
-        <w:t xml:space="preserve"> react-test-app</w:t>
-      </w:r>
-    </w:p>
-    <w:p>
-      <w:pPr>
-        <w:rPr>
-          <w:lang w:val="en-US"/>
-        </w:rPr>
-      </w:pPr>
-      <w:r>
-        <w:rPr>
-          <w:highlight w:val="yellow"/>
-          <w:lang w:val="en-US"/>
-        </w:rPr>
-        <w:t>cd react-test-app</w:t>
+        <w:t xml:space="preserve"> -</w:t>
+      </w:r>
+      <w:r>
+        <w:rPr>
+          <w:lang w:val="en-US"/>
+        </w:rPr>
+        <w:sym w:font="Wingdings" w:char="F0E0"/>
+      </w:r>
+      <w:r>
+        <w:rPr>
+          <w:lang w:val="en-US"/>
+        </w:rPr>
+        <w:t xml:space="preserve"> </w:t>
       </w:r>
     </w:p>
     <w:p>
@@ -1128,550 +101,188 @@
         <w:pStyle w:val="ListParagraph"/>
         <w:numPr>
           <w:ilvl w:val="0"/>
-          <w:numId w:val="11"/>
+          <w:numId w:val="12"/>
         </w:numPr>
         <w:rPr>
           <w:lang w:val="en-US"/>
         </w:rPr>
       </w:pPr>
-      <w:r>
-        <w:rPr>
-          <w:lang w:val="en-US"/>
-        </w:rPr>
-        <w:t xml:space="preserve">then install below dependencies </w:t>
-      </w:r>
-    </w:p>
-    <w:p>
-      <w:pPr>
-        <w:ind w:firstLine="360"/>
-        <w:rPr>
-          <w:highlight w:val="yellow"/>
-          <w:lang w:val="en-US"/>
-        </w:rPr>
-      </w:pPr>
       <w:proofErr w:type="spellStart"/>
       <w:r>
         <w:rPr>
-          <w:highlight w:val="yellow"/>
-          <w:lang w:val="en-US"/>
-        </w:rPr>
-        <w:t>npm</w:t>
+          <w:lang w:val="en-US"/>
+        </w:rPr>
+        <w:t>Signup.jsx</w:t>
       </w:r>
       <w:proofErr w:type="spellEnd"/>
       <w:r>
         <w:rPr>
-          <w:highlight w:val="yellow"/>
-          <w:lang w:val="en-US"/>
-        </w:rPr>
-        <w:t xml:space="preserve"> install -D </w:t>
-      </w:r>
-      <w:proofErr w:type="spellStart"/>
-      <w:r>
-        <w:rPr>
-          <w:highlight w:val="yellow"/>
-          <w:lang w:val="en-US"/>
-        </w:rPr>
-        <w:t>vitest</w:t>
-      </w:r>
-      <w:proofErr w:type="spellEnd"/>
-      <w:r>
-        <w:rPr>
-          <w:highlight w:val="yellow"/>
           <w:lang w:val="en-US"/>
         </w:rPr>
         <w:t xml:space="preserve"> </w:t>
       </w:r>
-      <w:proofErr w:type="spellStart"/>
-      <w:r>
-        <w:rPr>
-          <w:highlight w:val="yellow"/>
-          <w:lang w:val="en-US"/>
-        </w:rPr>
-        <w:t>jsdom</w:t>
-      </w:r>
-      <w:proofErr w:type="spellEnd"/>
-      <w:r>
-        <w:rPr>
-          <w:highlight w:val="yellow"/>
-          <w:lang w:val="en-US"/>
-        </w:rPr>
-        <w:t xml:space="preserve"> @testing-library/react @testing-library/jest-dom</w:t>
-      </w:r>
-    </w:p>
-    <w:p>
-      <w:pPr>
-        <w:ind w:firstLine="360"/>
-        <w:rPr>
-          <w:lang w:val="en-US"/>
-        </w:rPr>
-      </w:pPr>
-      <w:proofErr w:type="spellStart"/>
-      <w:r>
-        <w:rPr>
-          <w:highlight w:val="yellow"/>
-          <w:lang w:val="en-US"/>
-        </w:rPr>
-        <w:t>npm</w:t>
-      </w:r>
-      <w:proofErr w:type="spellEnd"/>
-      <w:r>
-        <w:rPr>
-          <w:highlight w:val="yellow"/>
-          <w:lang w:val="en-US"/>
-        </w:rPr>
-        <w:t xml:space="preserve"> install </w:t>
-      </w:r>
-      <w:r>
-        <w:rPr>
-          <w:highlight w:val="yellow"/>
-          <w:lang w:val="en-US"/>
-        </w:rPr>
-        <w:t xml:space="preserve">-D </w:t>
-      </w:r>
-      <w:r>
-        <w:rPr>
-          <w:highlight w:val="yellow"/>
-          <w:lang w:val="en-US"/>
-        </w:rPr>
-        <w:t>@testing-library/user-event</w:t>
-      </w:r>
-    </w:p>
-    <w:p>
-      <w:pPr>
-        <w:rPr>
-          <w:lang w:val="en-US"/>
-        </w:rPr>
-      </w:pPr>
+      <w:r>
+        <w:rPr>
+          <w:lang w:val="en-US"/>
+        </w:rPr>
+        <w:sym w:font="Wingdings" w:char="F0E0"/>
+      </w:r>
     </w:p>
     <w:p>
       <w:pPr>
         <w:pStyle w:val="ListParagraph"/>
         <w:numPr>
           <w:ilvl w:val="0"/>
-          <w:numId w:val="11"/>
+          <w:numId w:val="12"/>
         </w:numPr>
         <w:rPr>
           <w:lang w:val="en-US"/>
         </w:rPr>
       </w:pPr>
-      <w:r>
-        <w:rPr>
-          <w:lang w:val="en-US"/>
-        </w:rPr>
-        <w:t xml:space="preserve">in existing vite.configure.js file replace below code </w:t>
-      </w:r>
-    </w:p>
-    <w:p>
-      <w:pPr>
-        <w:pStyle w:val="ListParagraph"/>
-        <w:rPr>
-          <w:lang w:val="en-US"/>
-        </w:rPr>
-      </w:pPr>
-      <w:r>
-        <w:rPr>
-          <w:lang w:val="en-US"/>
-        </w:rPr>
-        <w:t>configure the vite.confiure.js</w:t>
-      </w:r>
-    </w:p>
-    <w:p>
-      <w:pPr>
-        <w:rPr>
-          <w:lang w:val="en-US"/>
-        </w:rPr>
-      </w:pPr>
-    </w:p>
-    <w:p>
-      <w:pPr>
-        <w:rPr>
-          <w:highlight w:val="yellow"/>
-          <w:lang w:val="en-US"/>
-        </w:rPr>
-      </w:pPr>
-      <w:r>
-        <w:rPr>
-          <w:highlight w:val="yellow"/>
-          <w:lang w:val="en-US"/>
-        </w:rPr>
-        <w:t xml:space="preserve">import { </w:t>
-      </w:r>
       <w:proofErr w:type="spellStart"/>
       <w:r>
         <w:rPr>
-          <w:highlight w:val="yellow"/>
-          <w:lang w:val="en-US"/>
-        </w:rPr>
-        <w:t>defineConfig</w:t>
+          <w:lang w:val="en-US"/>
+        </w:rPr>
+        <w:t>HrDashboard</w:t>
       </w:r>
       <w:proofErr w:type="spellEnd"/>
       <w:r>
         <w:rPr>
-          <w:highlight w:val="yellow"/>
-          <w:lang w:val="en-US"/>
-        </w:rPr>
-        <w:t xml:space="preserve"> } from "</w:t>
-      </w:r>
-      <w:proofErr w:type="spellStart"/>
-      <w:r>
-        <w:rPr>
-          <w:highlight w:val="yellow"/>
-          <w:lang w:val="en-US"/>
-        </w:rPr>
-        <w:t>vite</w:t>
-      </w:r>
-      <w:proofErr w:type="spellEnd"/>
-      <w:r>
-        <w:rPr>
-          <w:highlight w:val="yellow"/>
-          <w:lang w:val="en-US"/>
-        </w:rPr>
-        <w:t>";</w:t>
-      </w:r>
-    </w:p>
-    <w:p>
-      <w:pPr>
-        <w:rPr>
-          <w:highlight w:val="yellow"/>
-          <w:lang w:val="en-US"/>
-        </w:rPr>
-      </w:pPr>
-      <w:r>
-        <w:rPr>
-          <w:highlight w:val="yellow"/>
-          <w:lang w:val="en-US"/>
-        </w:rPr>
-        <w:t>import react from "@</w:t>
-      </w:r>
-      <w:proofErr w:type="spellStart"/>
-      <w:r>
-        <w:rPr>
-          <w:highlight w:val="yellow"/>
-          <w:lang w:val="en-US"/>
-        </w:rPr>
-        <w:t>vitejs</w:t>
-      </w:r>
-      <w:proofErr w:type="spellEnd"/>
-      <w:r>
-        <w:rPr>
-          <w:highlight w:val="yellow"/>
-          <w:lang w:val="en-US"/>
-        </w:rPr>
-        <w:t>/plugin-react";</w:t>
-      </w:r>
-    </w:p>
-    <w:p>
-      <w:pPr>
-        <w:rPr>
-          <w:highlight w:val="yellow"/>
-          <w:lang w:val="en-US"/>
-        </w:rPr>
-      </w:pPr>
-      <w:r>
-        <w:rPr>
-          <w:highlight w:val="yellow"/>
-          <w:lang w:val="en-US"/>
-        </w:rPr>
-        <w:t xml:space="preserve">export default </w:t>
-      </w:r>
-      <w:proofErr w:type="spellStart"/>
-      <w:r>
-        <w:rPr>
-          <w:highlight w:val="yellow"/>
-          <w:lang w:val="en-US"/>
-        </w:rPr>
-        <w:t>defineConfig</w:t>
-      </w:r>
-      <w:proofErr w:type="spellEnd"/>
-      <w:r>
-        <w:rPr>
-          <w:highlight w:val="yellow"/>
-          <w:lang w:val="en-US"/>
-        </w:rPr>
-        <w:t>({</w:t>
-      </w:r>
-    </w:p>
-    <w:p>
-      <w:pPr>
-        <w:rPr>
-          <w:highlight w:val="yellow"/>
-          <w:lang w:val="en-US"/>
-        </w:rPr>
-      </w:pPr>
-      <w:r>
-        <w:rPr>
-          <w:highlight w:val="yellow"/>
-          <w:lang w:val="en-US"/>
-        </w:rPr>
-        <w:t xml:space="preserve">  plugins: [react()],</w:t>
-      </w:r>
-    </w:p>
-    <w:p>
-      <w:pPr>
-        <w:rPr>
-          <w:highlight w:val="yellow"/>
-          <w:lang w:val="en-US"/>
-        </w:rPr>
-      </w:pPr>
-      <w:r>
-        <w:rPr>
-          <w:highlight w:val="yellow"/>
-          <w:lang w:val="en-US"/>
-        </w:rPr>
-        <w:t xml:space="preserve">  test: {</w:t>
-      </w:r>
-    </w:p>
-    <w:p>
-      <w:pPr>
-        <w:rPr>
-          <w:highlight w:val="yellow"/>
-          <w:lang w:val="en-US"/>
-        </w:rPr>
-      </w:pPr>
-      <w:r>
-        <w:rPr>
-          <w:highlight w:val="yellow"/>
-          <w:lang w:val="en-US"/>
-        </w:rPr>
-        <w:t xml:space="preserve">    environment: "</w:t>
-      </w:r>
-      <w:proofErr w:type="spellStart"/>
-      <w:r>
-        <w:rPr>
-          <w:highlight w:val="yellow"/>
-          <w:lang w:val="en-US"/>
-        </w:rPr>
-        <w:t>jsdom</w:t>
-      </w:r>
-      <w:proofErr w:type="spellEnd"/>
-      <w:r>
-        <w:rPr>
-          <w:highlight w:val="yellow"/>
-          <w:lang w:val="en-US"/>
-        </w:rPr>
-        <w:t>",</w:t>
-      </w:r>
-    </w:p>
-    <w:p>
-      <w:pPr>
-        <w:rPr>
-          <w:highlight w:val="yellow"/>
-          <w:lang w:val="en-US"/>
-        </w:rPr>
-      </w:pPr>
-      <w:r>
-        <w:rPr>
-          <w:highlight w:val="yellow"/>
-          <w:lang w:val="en-US"/>
-        </w:rPr>
-        <w:t xml:space="preserve">    </w:t>
-      </w:r>
-      <w:proofErr w:type="spellStart"/>
-      <w:r>
-        <w:rPr>
-          <w:highlight w:val="yellow"/>
-          <w:lang w:val="en-US"/>
-        </w:rPr>
-        <w:t>setupFiles</w:t>
-      </w:r>
-      <w:proofErr w:type="spellEnd"/>
-      <w:r>
-        <w:rPr>
-          <w:highlight w:val="yellow"/>
-          <w:lang w:val="en-US"/>
-        </w:rPr>
-        <w:t>: "./</w:t>
-      </w:r>
-      <w:proofErr w:type="spellStart"/>
-      <w:r>
-        <w:rPr>
-          <w:highlight w:val="yellow"/>
-          <w:lang w:val="en-US"/>
-        </w:rPr>
-        <w:t>src</w:t>
-      </w:r>
-      <w:proofErr w:type="spellEnd"/>
-      <w:r>
-        <w:rPr>
-          <w:highlight w:val="yellow"/>
-          <w:lang w:val="en-US"/>
-        </w:rPr>
-        <w:t>/setupTests.js",</w:t>
-      </w:r>
-    </w:p>
-    <w:p>
-      <w:pPr>
-        <w:rPr>
-          <w:highlight w:val="yellow"/>
-          <w:lang w:val="en-US"/>
-        </w:rPr>
-      </w:pPr>
-      <w:r>
-        <w:rPr>
-          <w:highlight w:val="yellow"/>
-          <w:lang w:val="en-US"/>
-        </w:rPr>
-        <w:t xml:space="preserve">    </w:t>
-      </w:r>
-      <w:proofErr w:type="spellStart"/>
-      <w:r>
-        <w:rPr>
-          <w:highlight w:val="yellow"/>
-          <w:lang w:val="en-US"/>
-        </w:rPr>
-        <w:t>globals</w:t>
-      </w:r>
-      <w:proofErr w:type="spellEnd"/>
-      <w:r>
-        <w:rPr>
-          <w:highlight w:val="yellow"/>
-          <w:lang w:val="en-US"/>
-        </w:rPr>
-        <w:t xml:space="preserve">: true, </w:t>
-      </w:r>
-    </w:p>
-    <w:p>
-      <w:pPr>
-        <w:rPr>
-          <w:highlight w:val="yellow"/>
-          <w:lang w:val="en-US"/>
-        </w:rPr>
-      </w:pPr>
-      <w:r>
-        <w:rPr>
-          <w:highlight w:val="yellow"/>
-          <w:lang w:val="en-US"/>
-        </w:rPr>
-        <w:t xml:space="preserve">  },</w:t>
-      </w:r>
-    </w:p>
-    <w:p>
-      <w:pPr>
-        <w:rPr>
-          <w:lang w:val="en-US"/>
-        </w:rPr>
-      </w:pPr>
-      <w:r>
-        <w:rPr>
-          <w:highlight w:val="yellow"/>
-          <w:lang w:val="en-US"/>
-        </w:rPr>
-        <w:t>});</w:t>
-      </w:r>
-    </w:p>
-    <w:p>
-      <w:pPr>
-        <w:rPr>
-          <w:lang w:val="en-US"/>
-        </w:rPr>
-      </w:pPr>
-    </w:p>
-    <w:p>
-      <w:pPr>
-        <w:rPr>
-          <w:lang w:val="en-US"/>
-        </w:rPr>
-      </w:pPr>
+          <w:lang w:val="en-US"/>
+        </w:rPr>
+        <w:t xml:space="preserve"> </w:t>
+      </w:r>
+      <w:r>
+        <w:rPr>
+          <w:lang w:val="en-US"/>
+        </w:rPr>
+        <w:sym w:font="Wingdings" w:char="F0E0"/>
+      </w:r>
     </w:p>
     <w:p>
       <w:pPr>
         <w:pStyle w:val="ListParagraph"/>
         <w:numPr>
           <w:ilvl w:val="0"/>
-          <w:numId w:val="11"/>
+          <w:numId w:val="12"/>
         </w:numPr>
         <w:rPr>
           <w:lang w:val="en-US"/>
         </w:rPr>
       </w:pPr>
-      <w:r>
-        <w:rPr>
-          <w:lang w:val="en-US"/>
-        </w:rPr>
-        <w:lastRenderedPageBreak/>
-        <w:t>Setup Test Environment</w:t>
-      </w:r>
-      <w:r>
-        <w:rPr>
-          <w:lang w:val="en-US"/>
-        </w:rPr>
-        <w:t xml:space="preserve"> inside </w:t>
-      </w:r>
       <w:proofErr w:type="spellStart"/>
       <w:r>
         <w:rPr>
           <w:lang w:val="en-US"/>
         </w:rPr>
-        <w:t>src</w:t>
+        <w:t>EmployeeDashboard</w:t>
       </w:r>
       <w:proofErr w:type="spellEnd"/>
       <w:r>
         <w:rPr>
           <w:lang w:val="en-US"/>
         </w:rPr>
-        <w:t xml:space="preserve"> folder create the setupTests.js file </w:t>
+        <w:t xml:space="preserve"> </w:t>
+      </w:r>
+      <w:r>
+        <w:rPr>
+          <w:lang w:val="en-US"/>
+        </w:rPr>
+        <w:sym w:font="Wingdings" w:char="F0E0"/>
       </w:r>
     </w:p>
     <w:p>
       <w:pPr>
-        <w:rPr>
-          <w:highlight w:val="yellow"/>
-          <w:lang w:val="en-US"/>
-        </w:rPr>
-      </w:pPr>
-      <w:proofErr w:type="spellStart"/>
-      <w:r>
-        <w:rPr>
-          <w:highlight w:val="yellow"/>
-          <w:lang w:val="en-US"/>
-        </w:rPr>
-        <w:t>src</w:t>
-      </w:r>
-      <w:proofErr w:type="spellEnd"/>
-      <w:r>
-        <w:rPr>
-          <w:highlight w:val="yellow"/>
-          <w:lang w:val="en-US"/>
-        </w:rPr>
-        <w:t>/setupTests.js</w:t>
-      </w:r>
+        <w:ind w:left="360"/>
+        <w:rPr>
+          <w:lang w:val="en-US"/>
+        </w:rPr>
+      </w:pPr>
     </w:p>
     <w:p>
       <w:pPr>
         <w:rPr>
-          <w:lang w:val="en-US"/>
-        </w:rPr>
-      </w:pPr>
-      <w:r>
-        <w:rPr>
-          <w:highlight w:val="yellow"/>
-          <w:lang w:val="en-US"/>
-        </w:rPr>
-        <w:t>import "@testing-library/jest-</w:t>
-      </w:r>
+          <w:b/>
+          <w:bCs/>
+          <w:lang w:val="en-US"/>
+        </w:rPr>
+      </w:pPr>
       <w:proofErr w:type="spellStart"/>
-      <w:r>
-        <w:rPr>
-          <w:highlight w:val="yellow"/>
-          <w:lang w:val="en-US"/>
-        </w:rPr>
-        <w:t>dom</w:t>
+      <w:proofErr w:type="gramStart"/>
+      <w:r>
+        <w:rPr>
+          <w:b/>
+          <w:bCs/>
+          <w:lang w:val="en-US"/>
+        </w:rPr>
+        <w:t>db.json</w:t>
       </w:r>
       <w:proofErr w:type="spellEnd"/>
-      <w:r>
-        <w:rPr>
-          <w:highlight w:val="yellow"/>
-          <w:lang w:val="en-US"/>
-        </w:rPr>
-        <w:t>";</w:t>
-      </w:r>
+      <w:proofErr w:type="gramEnd"/>
     </w:p>
     <w:p>
       <w:pPr>
         <w:rPr>
-          <w:lang w:val="en-US"/>
-        </w:rPr>
-      </w:pPr>
+          <w:b/>
+          <w:bCs/>
+          <w:lang w:val="en-US"/>
+        </w:rPr>
+      </w:pPr>
+      <w:proofErr w:type="spellStart"/>
+      <w:r>
+        <w:rPr>
+          <w:b/>
+          <w:bCs/>
+          <w:lang w:val="en-US"/>
+        </w:rPr>
+        <w:t>npm</w:t>
+      </w:r>
+      <w:proofErr w:type="spellEnd"/>
+      <w:r>
+        <w:rPr>
+          <w:b/>
+          <w:bCs/>
+          <w:lang w:val="en-US"/>
+        </w:rPr>
+        <w:t xml:space="preserve"> create </w:t>
+      </w:r>
+      <w:proofErr w:type="spellStart"/>
+      <w:r>
+        <w:rPr>
+          <w:b/>
+          <w:bCs/>
+          <w:lang w:val="en-US"/>
+        </w:rPr>
+        <w:t>vite@latest</w:t>
+      </w:r>
+      <w:proofErr w:type="spellEnd"/>
+      <w:r>
+        <w:rPr>
+          <w:b/>
+          <w:bCs/>
+          <w:lang w:val="en-US"/>
+        </w:rPr>
+        <w:t xml:space="preserve"> </w:t>
+      </w:r>
+      <w:proofErr w:type="spellStart"/>
+      <w:r>
+        <w:rPr>
+          <w:b/>
+          <w:bCs/>
+          <w:lang w:val="en-US"/>
+        </w:rPr>
+        <w:t>hr</w:t>
+      </w:r>
+      <w:proofErr w:type="spellEnd"/>
+      <w:r>
+        <w:rPr>
+          <w:b/>
+          <w:bCs/>
+          <w:lang w:val="en-US"/>
+        </w:rPr>
+        <w:t xml:space="preserve">-portal </w:t>
+      </w:r>
     </w:p>
     <w:p>
       <w:pPr>
@@ -1679,84 +290,71 @@
           <w:lang w:val="en-US"/>
         </w:rPr>
       </w:pPr>
+      <w:r>
+        <w:rPr>
+          <w:highlight w:val="yellow"/>
+          <w:lang w:val="en-US"/>
+        </w:rPr>
+        <w:t xml:space="preserve">cd </w:t>
+      </w:r>
+      <w:proofErr w:type="spellStart"/>
+      <w:r>
+        <w:rPr>
+          <w:highlight w:val="yellow"/>
+          <w:lang w:val="en-US"/>
+        </w:rPr>
+        <w:t>hr</w:t>
+      </w:r>
+      <w:proofErr w:type="spellEnd"/>
+      <w:r>
+        <w:rPr>
+          <w:highlight w:val="yellow"/>
+          <w:lang w:val="en-US"/>
+        </w:rPr>
+        <w:t>-portal</w:t>
+      </w:r>
+      <w:r>
+        <w:rPr>
+          <w:lang w:val="en-US"/>
+        </w:rPr>
+        <w:t xml:space="preserve"> </w:t>
+      </w:r>
     </w:p>
     <w:p>
       <w:pPr>
-        <w:pStyle w:val="ListParagraph"/>
-        <w:numPr>
-          <w:ilvl w:val="0"/>
-          <w:numId w:val="11"/>
-        </w:numPr>
-        <w:rPr>
-          <w:lang w:val="en-US"/>
-        </w:rPr>
-      </w:pPr>
-      <w:r>
-        <w:rPr>
-          <w:lang w:val="en-US"/>
-        </w:rPr>
-        <w:t xml:space="preserve">Add these code in </w:t>
-      </w:r>
+        <w:rPr>
+          <w:lang w:val="en-US"/>
+        </w:rPr>
+      </w:pPr>
       <w:proofErr w:type="spellStart"/>
       <w:r>
         <w:rPr>
           <w:lang w:val="en-US"/>
         </w:rPr>
-        <w:t>package.json</w:t>
+        <w:t>npm</w:t>
       </w:r>
       <w:proofErr w:type="spellEnd"/>
       <w:r>
         <w:rPr>
           <w:lang w:val="en-US"/>
         </w:rPr>
-        <w:t xml:space="preserve"> file</w:t>
-      </w:r>
-    </w:p>
-    <w:p>
-      <w:pPr>
-        <w:rPr>
-          <w:lang w:val="en-US"/>
-        </w:rPr>
-      </w:pPr>
-      <w:r>
-        <w:rPr>
-          <w:lang w:val="en-US"/>
-        </w:rPr>
-        <w:t xml:space="preserve">Inside script tags </w:t>
-      </w:r>
-    </w:p>
-    <w:p>
-      <w:pPr>
-        <w:rPr>
-          <w:lang w:val="en-US"/>
-        </w:rPr>
-      </w:pPr>
-      <w:r>
-        <w:rPr>
-          <w:lang w:val="en-US"/>
-        </w:rPr>
-        <w:t>"scripts": {</w:t>
-      </w:r>
-    </w:p>
-    <w:p>
-      <w:pPr>
+        <w:t xml:space="preserve"> install </w:t>
+      </w:r>
+      <w:proofErr w:type="spellStart"/>
+      <w:r>
         <w:rPr>
           <w:highlight w:val="yellow"/>
           <w:lang w:val="en-US"/>
         </w:rPr>
-      </w:pPr>
-      <w:r>
-        <w:rPr>
-          <w:lang w:val="en-US"/>
-        </w:rPr>
-        <w:t xml:space="preserve">    </w:t>
-      </w:r>
+        <w:t>axios</w:t>
+      </w:r>
+      <w:proofErr w:type="spellEnd"/>
       <w:r>
         <w:rPr>
           <w:highlight w:val="yellow"/>
           <w:lang w:val="en-US"/>
         </w:rPr>
-        <w:t>"test": "</w:t>
+        <w:t xml:space="preserve"> react-router-</w:t>
       </w:r>
       <w:proofErr w:type="spellStart"/>
       <w:r>
@@ -1764,737 +362,15 @@
           <w:highlight w:val="yellow"/>
           <w:lang w:val="en-US"/>
         </w:rPr>
-        <w:t>vitest</w:t>
+        <w:t>dom</w:t>
       </w:r>
       <w:proofErr w:type="spellEnd"/>
       <w:r>
         <w:rPr>
-          <w:highlight w:val="yellow"/>
-          <w:lang w:val="en-US"/>
-        </w:rPr>
-        <w:t>",</w:t>
-      </w:r>
-    </w:p>
-    <w:p>
-      <w:pPr>
-        <w:rPr>
-          <w:highlight w:val="yellow"/>
-          <w:lang w:val="en-US"/>
-        </w:rPr>
-      </w:pPr>
-      <w:r>
-        <w:rPr>
-          <w:highlight w:val="yellow"/>
-          <w:lang w:val="en-US"/>
-        </w:rPr>
-        <w:t xml:space="preserve">    "</w:t>
-      </w:r>
-      <w:proofErr w:type="spellStart"/>
-      <w:r>
-        <w:rPr>
-          <w:highlight w:val="yellow"/>
-          <w:lang w:val="en-US"/>
-        </w:rPr>
-        <w:t>test:watch</w:t>
-      </w:r>
-      <w:proofErr w:type="spellEnd"/>
-      <w:r>
-        <w:rPr>
-          <w:highlight w:val="yellow"/>
-          <w:lang w:val="en-US"/>
-        </w:rPr>
-        <w:t>": "</w:t>
-      </w:r>
-      <w:proofErr w:type="spellStart"/>
-      <w:r>
-        <w:rPr>
-          <w:highlight w:val="yellow"/>
-          <w:lang w:val="en-US"/>
-        </w:rPr>
-        <w:t>vitest</w:t>
-      </w:r>
-      <w:proofErr w:type="spellEnd"/>
-      <w:r>
-        <w:rPr>
-          <w:highlight w:val="yellow"/>
-          <w:lang w:val="en-US"/>
-        </w:rPr>
-        <w:t xml:space="preserve"> --watch",</w:t>
-      </w:r>
-    </w:p>
-    <w:p>
-      <w:pPr>
-        <w:rPr>
-          <w:highlight w:val="yellow"/>
-          <w:lang w:val="en-US"/>
-        </w:rPr>
-      </w:pPr>
-      <w:r>
-        <w:rPr>
-          <w:highlight w:val="yellow"/>
-          <w:lang w:val="en-US"/>
-        </w:rPr>
-        <w:t xml:space="preserve">    "</w:t>
-      </w:r>
-      <w:proofErr w:type="spellStart"/>
-      <w:r>
-        <w:rPr>
-          <w:highlight w:val="yellow"/>
-          <w:lang w:val="en-US"/>
-        </w:rPr>
-        <w:t>test:coverage</w:t>
-      </w:r>
-      <w:proofErr w:type="spellEnd"/>
-      <w:r>
-        <w:rPr>
-          <w:highlight w:val="yellow"/>
-          <w:lang w:val="en-US"/>
-        </w:rPr>
-        <w:t>": "</w:t>
-      </w:r>
-      <w:proofErr w:type="spellStart"/>
-      <w:r>
-        <w:rPr>
-          <w:highlight w:val="yellow"/>
-          <w:lang w:val="en-US"/>
-        </w:rPr>
-        <w:t>vitest</w:t>
-      </w:r>
-      <w:proofErr w:type="spellEnd"/>
-      <w:r>
-        <w:rPr>
-          <w:highlight w:val="yellow"/>
-          <w:lang w:val="en-US"/>
-        </w:rPr>
-        <w:t xml:space="preserve"> run --coverage",</w:t>
-      </w:r>
-    </w:p>
-    <w:p>
-      <w:pPr>
-        <w:rPr>
-          <w:lang w:val="en-US"/>
-        </w:rPr>
-      </w:pPr>
-      <w:r>
-        <w:rPr>
-          <w:highlight w:val="yellow"/>
-          <w:lang w:val="en-US"/>
-        </w:rPr>
-        <w:t xml:space="preserve">    "</w:t>
-      </w:r>
-      <w:proofErr w:type="spellStart"/>
-      <w:r>
-        <w:rPr>
-          <w:highlight w:val="yellow"/>
-          <w:lang w:val="en-US"/>
-        </w:rPr>
-        <w:t>test:coverage:report</w:t>
-      </w:r>
-      <w:proofErr w:type="spellEnd"/>
-      <w:r>
-        <w:rPr>
-          <w:highlight w:val="yellow"/>
-          <w:lang w:val="en-US"/>
-        </w:rPr>
-        <w:t>": "</w:t>
-      </w:r>
-      <w:proofErr w:type="spellStart"/>
-      <w:r>
-        <w:rPr>
-          <w:highlight w:val="yellow"/>
-          <w:lang w:val="en-US"/>
-        </w:rPr>
-        <w:t>vitest</w:t>
-      </w:r>
-      <w:proofErr w:type="spellEnd"/>
-      <w:r>
-        <w:rPr>
-          <w:highlight w:val="yellow"/>
-          <w:lang w:val="en-US"/>
-        </w:rPr>
-        <w:t xml:space="preserve"> run --coverage --reporter=html"</w:t>
-      </w:r>
-    </w:p>
-    <w:p>
-      <w:pPr>
-        <w:rPr>
-          <w:lang w:val="en-US"/>
-        </w:rPr>
-      </w:pPr>
-      <w:r>
-        <w:rPr>
-          <w:lang w:val="en-US"/>
-        </w:rPr>
-        <w:t>}</w:t>
-      </w:r>
-    </w:p>
-    <w:p>
-      <w:pPr>
-        <w:rPr>
-          <w:lang w:val="en-US"/>
-        </w:rPr>
-      </w:pPr>
-    </w:p>
-    <w:p>
-      <w:pPr>
-        <w:rPr>
-          <w:lang w:val="en-US"/>
-        </w:rPr>
-      </w:pPr>
-      <w:r>
-        <w:rPr>
-          <w:noProof/>
-        </w:rPr>
-        <w:lastRenderedPageBreak/>
-        <w:drawing>
-          <wp:inline distT="0" distB="0" distL="0" distR="0" wp14:anchorId="5E385575" wp14:editId="5F2B11CB">
-            <wp:extent cx="5731510" cy="5498465"/>
-            <wp:effectExtent l="0" t="0" r="2540" b="6985"/>
-            <wp:docPr id="218305922" name="Picture 1"/>
-            <wp:cNvGraphicFramePr>
-              <a:graphicFrameLocks xmlns:a="http://schemas.openxmlformats.org/drawingml/2006/main" noChangeAspect="1"/>
-            </wp:cNvGraphicFramePr>
-            <a:graphic xmlns:a="http://schemas.openxmlformats.org/drawingml/2006/main">
-              <a:graphicData uri="http://schemas.openxmlformats.org/drawingml/2006/picture">
-                <pic:pic xmlns:pic="http://schemas.openxmlformats.org/drawingml/2006/picture">
-                  <pic:nvPicPr>
-                    <pic:cNvPr id="218305922" name=""/>
-                    <pic:cNvPicPr/>
-                  </pic:nvPicPr>
-                  <pic:blipFill>
-                    <a:blip r:embed="rId5"/>
-                    <a:stretch>
-                      <a:fillRect/>
-                    </a:stretch>
-                  </pic:blipFill>
-                  <pic:spPr>
-                    <a:xfrm>
-                      <a:off x="0" y="0"/>
-                      <a:ext cx="5731510" cy="5498465"/>
-                    </a:xfrm>
-                    <a:prstGeom prst="rect">
-                      <a:avLst/>
-                    </a:prstGeom>
-                  </pic:spPr>
-                </pic:pic>
-              </a:graphicData>
-            </a:graphic>
-          </wp:inline>
-        </w:drawing>
-      </w:r>
-    </w:p>
-    <w:p>
-      <w:pPr>
-        <w:rPr>
-          <w:lang w:val="en-US"/>
-        </w:rPr>
-      </w:pPr>
-    </w:p>
-    <w:p>
-      <w:pPr>
-        <w:rPr>
-          <w:lang w:val="en-US"/>
-        </w:rPr>
-      </w:pPr>
-    </w:p>
-    <w:p>
-      <w:pPr>
-        <w:rPr>
-          <w:b/>
-          <w:bCs/>
-          <w:lang w:val="en-US"/>
-        </w:rPr>
-      </w:pPr>
-      <w:proofErr w:type="spellStart"/>
-      <w:r>
-        <w:rPr>
-          <w:b/>
-          <w:bCs/>
-          <w:lang w:val="en-US"/>
-        </w:rPr>
-        <w:t>Hello.jsx</w:t>
-      </w:r>
-      <w:proofErr w:type="spellEnd"/>
-      <w:r>
-        <w:rPr>
-          <w:b/>
-          <w:bCs/>
           <w:lang w:val="en-US"/>
         </w:rPr>
         <w:t xml:space="preserve"> </w:t>
       </w:r>
-    </w:p>
-    <w:p>
-      <w:pPr>
-        <w:rPr>
-          <w:lang w:val="en-US"/>
-        </w:rPr>
-      </w:pPr>
-    </w:p>
-    <w:p>
-      <w:r>
-        <w:t>function Hello() {</w:t>
-      </w:r>
-    </w:p>
-    <w:p/>
-    <w:p>
-      <w:r>
-        <w:t>    return(</w:t>
-      </w:r>
-    </w:p>
-    <w:p>
-      <w:r>
-        <w:t>        &lt;div&gt;</w:t>
-      </w:r>
-    </w:p>
-    <w:p>
-      <w:r>
-        <w:t>            &lt;h2&gt;Hello, Vite with JEST!&lt;/h2&gt;</w:t>
-      </w:r>
-    </w:p>
-    <w:p>
-      <w:r>
-        <w:t>        &lt;/div&gt;</w:t>
-      </w:r>
-    </w:p>
-    <w:p>
-      <w:r>
-        <w:lastRenderedPageBreak/>
-        <w:t>    )</w:t>
-      </w:r>
-    </w:p>
-    <w:p>
-      <w:r>
-        <w:t>}</w:t>
-      </w:r>
-    </w:p>
-    <w:p/>
-    <w:p>
-      <w:r>
-        <w:t>export default Hello;</w:t>
-      </w:r>
-    </w:p>
-    <w:p>
-      <w:pPr>
-        <w:rPr>
-          <w:lang w:val="en-US"/>
-        </w:rPr>
-      </w:pPr>
-    </w:p>
-    <w:p>
-      <w:pPr>
-        <w:rPr>
-          <w:lang w:val="en-US"/>
-        </w:rPr>
-      </w:pPr>
-    </w:p>
-    <w:p>
-      <w:pPr>
-        <w:rPr>
-          <w:b/>
-          <w:bCs/>
-          <w:lang w:val="en-US"/>
-        </w:rPr>
-      </w:pPr>
-      <w:proofErr w:type="spellStart"/>
-      <w:r>
-        <w:rPr>
-          <w:b/>
-          <w:bCs/>
-          <w:lang w:val="en-US"/>
-        </w:rPr>
-        <w:t>Hello.test.jsx</w:t>
-      </w:r>
-      <w:proofErr w:type="spellEnd"/>
-      <w:r>
-        <w:rPr>
-          <w:b/>
-          <w:bCs/>
-          <w:lang w:val="en-US"/>
-        </w:rPr>
-        <w:t xml:space="preserve"> </w:t>
-      </w:r>
-    </w:p>
-    <w:p>
-      <w:pPr>
-        <w:rPr>
-          <w:lang w:val="en-US"/>
-        </w:rPr>
-      </w:pPr>
-    </w:p>
-    <w:p>
-      <w:r>
-        <w:t>import { render ,screen} from "@testing-library/react";</w:t>
-      </w:r>
-    </w:p>
-    <w:p>
-      <w:r>
-        <w:t>import { describe, expect } from "</w:t>
-      </w:r>
-      <w:proofErr w:type="spellStart"/>
-      <w:r>
-        <w:t>vitest</w:t>
-      </w:r>
-      <w:proofErr w:type="spellEnd"/>
-      <w:r>
-        <w:t>";</w:t>
-      </w:r>
-    </w:p>
-    <w:p>
-      <w:r>
-        <w:t>import Hello from "./Hello";</w:t>
-      </w:r>
-    </w:p>
-    <w:p/>
-    <w:p>
-      <w:r>
-        <w:t xml:space="preserve">// it is container which hold more than one test case </w:t>
-      </w:r>
-    </w:p>
-    <w:p>
-      <w:r>
-        <w:t>describe("Hello Component Testing ",()=&gt; {</w:t>
-      </w:r>
-    </w:p>
-    <w:p/>
-    <w:p>
-      <w:r>
-        <w:t>    // it is used to write single test case</w:t>
-      </w:r>
-    </w:p>
-    <w:p>
-      <w:r>
-        <w:t>    test("Hello Component should render correctly", ()=&gt; {</w:t>
-      </w:r>
-    </w:p>
-    <w:p>
-      <w:r>
-        <w:t>        render(&lt;Hello /&gt;)</w:t>
-      </w:r>
-    </w:p>
-    <w:p>
-      <w:r>
-        <w:t>        expect(</w:t>
-      </w:r>
-      <w:proofErr w:type="spellStart"/>
-      <w:r>
-        <w:t>screen.getByText</w:t>
-      </w:r>
-      <w:proofErr w:type="spellEnd"/>
-      <w:r>
-        <w:t>("Hello, Vite with JEST!")).</w:t>
-      </w:r>
-      <w:proofErr w:type="spellStart"/>
-      <w:r>
-        <w:t>toBeInTheDocument</w:t>
-      </w:r>
-      <w:proofErr w:type="spellEnd"/>
-      <w:r>
-        <w:t>();</w:t>
-      </w:r>
-    </w:p>
-    <w:p>
-      <w:r>
-        <w:t>    })</w:t>
-      </w:r>
-    </w:p>
-    <w:p/>
-    <w:p>
-      <w:r>
-        <w:t>})</w:t>
-      </w:r>
-    </w:p>
-    <w:p>
-      <w:pPr>
-        <w:rPr>
-          <w:lang w:val="en-US"/>
-        </w:rPr>
-      </w:pPr>
-    </w:p>
-    <w:p>
-      <w:pPr>
-        <w:rPr>
-          <w:lang w:val="en-US"/>
-        </w:rPr>
-      </w:pPr>
-      <w:r>
-        <w:rPr>
-          <w:lang w:val="en-US"/>
-        </w:rPr>
-        <w:t xml:space="preserve">To run the application </w:t>
-      </w:r>
-    </w:p>
-    <w:p>
-      <w:pPr>
-        <w:rPr>
-          <w:lang w:val="en-US"/>
-        </w:rPr>
-      </w:pPr>
-      <w:proofErr w:type="spellStart"/>
-      <w:r>
-        <w:rPr>
-          <w:highlight w:val="yellow"/>
-          <w:lang w:val="en-US"/>
-        </w:rPr>
-        <w:t>npm</w:t>
-      </w:r>
-      <w:proofErr w:type="spellEnd"/>
-      <w:r>
-        <w:rPr>
-          <w:highlight w:val="yellow"/>
-          <w:lang w:val="en-US"/>
-        </w:rPr>
-        <w:t xml:space="preserve"> run test</w:t>
-      </w:r>
-      <w:r>
-        <w:rPr>
-          <w:lang w:val="en-US"/>
-        </w:rPr>
-        <w:t xml:space="preserve"> </w:t>
-      </w:r>
-    </w:p>
-    <w:p>
-      <w:pPr>
-        <w:rPr>
-          <w:lang w:val="en-US"/>
-        </w:rPr>
-      </w:pPr>
-    </w:p>
-    <w:p>
-      <w:pPr>
-        <w:rPr>
-          <w:lang w:val="en-US"/>
-        </w:rPr>
-      </w:pPr>
-    </w:p>
-    <w:p>
-      <w:pPr>
-        <w:rPr>
-          <w:lang w:val="en-US"/>
-        </w:rPr>
-      </w:pPr>
-    </w:p>
-    <w:p>
-      <w:pPr>
-        <w:rPr>
-          <w:lang w:val="en-US"/>
-        </w:rPr>
-      </w:pPr>
-      <w:r>
-        <w:rPr>
-          <w:lang w:val="en-US"/>
-        </w:rPr>
-        <w:lastRenderedPageBreak/>
-        <w:t xml:space="preserve">1 simple component return JSX code : testing done </w:t>
-      </w:r>
-    </w:p>
-    <w:p>
-      <w:pPr>
-        <w:rPr>
-          <w:lang w:val="en-US"/>
-        </w:rPr>
-      </w:pPr>
-      <w:r>
-        <w:rPr>
-          <w:lang w:val="en-US"/>
-        </w:rPr>
-        <w:t xml:space="preserve">2. login component testing with 3 test cases </w:t>
-      </w:r>
-    </w:p>
-    <w:p>
-      <w:pPr>
-        <w:rPr>
-          <w:lang w:val="en-US"/>
-        </w:rPr>
-      </w:pPr>
-      <w:r>
-        <w:rPr>
-          <w:lang w:val="en-US"/>
-        </w:rPr>
-        <w:tab/>
-        <w:t xml:space="preserve">a. required field </w:t>
-      </w:r>
-    </w:p>
-    <w:p>
-      <w:pPr>
-        <w:rPr>
-          <w:lang w:val="en-US"/>
-        </w:rPr>
-      </w:pPr>
-      <w:r>
-        <w:rPr>
-          <w:lang w:val="en-US"/>
-        </w:rPr>
-        <w:tab/>
-        <w:t xml:space="preserve">b. failure </w:t>
-      </w:r>
-    </w:p>
-    <w:p>
-      <w:pPr>
-        <w:rPr>
-          <w:lang w:val="en-US"/>
-        </w:rPr>
-      </w:pPr>
-      <w:r>
-        <w:rPr>
-          <w:lang w:val="en-US"/>
-        </w:rPr>
-        <w:tab/>
-        <w:t xml:space="preserve">c. success </w:t>
-      </w:r>
-    </w:p>
-    <w:p>
-      <w:pPr>
-        <w:rPr>
-          <w:lang w:val="en-US"/>
-        </w:rPr>
-      </w:pPr>
-      <w:r>
-        <w:rPr>
-          <w:lang w:val="en-US"/>
-        </w:rPr>
-        <w:t xml:space="preserve">3. component call external service like rest </w:t>
-      </w:r>
-      <w:proofErr w:type="spellStart"/>
-      <w:r>
-        <w:rPr>
-          <w:lang w:val="en-US"/>
-        </w:rPr>
-        <w:t>api</w:t>
-      </w:r>
-      <w:proofErr w:type="spellEnd"/>
-      <w:r>
-        <w:rPr>
-          <w:lang w:val="en-US"/>
-        </w:rPr>
-        <w:t xml:space="preserve"> </w:t>
-      </w:r>
-    </w:p>
-    <w:p>
-      <w:pPr>
-        <w:rPr>
-          <w:lang w:val="en-US"/>
-        </w:rPr>
-      </w:pPr>
-      <w:r>
-        <w:rPr>
-          <w:lang w:val="en-US"/>
-        </w:rPr>
-        <w:t xml:space="preserve">In same project install </w:t>
-      </w:r>
-      <w:proofErr w:type="spellStart"/>
-      <w:r>
-        <w:rPr>
-          <w:lang w:val="en-US"/>
-        </w:rPr>
-        <w:t>axios</w:t>
-      </w:r>
-      <w:proofErr w:type="spellEnd"/>
-      <w:r>
-        <w:rPr>
-          <w:lang w:val="en-US"/>
-        </w:rPr>
-        <w:t xml:space="preserve"> dependencies </w:t>
-      </w:r>
-    </w:p>
-    <w:p>
-      <w:pPr>
-        <w:rPr>
-          <w:lang w:val="en-US"/>
-        </w:rPr>
-      </w:pPr>
-      <w:hyperlink r:id="rId6" w:history="1">
-        <w:proofErr w:type="spellStart"/>
-        <w:r>
-          <w:rPr>
-            <w:rStyle w:val="Hyperlink"/>
-            <w:lang w:val="en-US"/>
-          </w:rPr>
-          <w:t>npm</w:t>
-        </w:r>
-        <w:proofErr w:type="spellEnd"/>
-        <w:r>
-          <w:rPr>
-            <w:rStyle w:val="Hyperlink"/>
-            <w:lang w:val="en-US"/>
-          </w:rPr>
-          <w:t xml:space="preserve"> install axios</w:t>
-        </w:r>
-      </w:hyperlink>
-      <w:r>
-        <w:rPr>
-          <w:lang w:val="en-US"/>
-        </w:rPr>
-        <w:t xml:space="preserve"> </w:t>
-      </w:r>
-    </w:p>
-    <w:p>
-      <w:pPr>
-        <w:rPr>
-          <w:lang w:val="en-US"/>
-        </w:rPr>
-      </w:pPr>
-    </w:p>
-    <w:p>
-      <w:pPr>
-        <w:rPr>
-          <w:lang w:val="en-US"/>
-        </w:rPr>
-      </w:pPr>
-      <w:r>
-        <w:rPr>
-          <w:lang w:val="en-US"/>
-        </w:rPr>
-        <w:t xml:space="preserve">Testing for actual rest </w:t>
-      </w:r>
-      <w:proofErr w:type="spellStart"/>
-      <w:r>
-        <w:rPr>
-          <w:lang w:val="en-US"/>
-        </w:rPr>
-        <w:t>api</w:t>
-      </w:r>
-      <w:proofErr w:type="spellEnd"/>
-      <w:r>
-        <w:rPr>
-          <w:lang w:val="en-US"/>
-        </w:rPr>
-        <w:t xml:space="preserve"> </w:t>
-      </w:r>
-    </w:p>
-    <w:p>
-      <w:pPr>
-        <w:rPr>
-          <w:lang w:val="en-US"/>
-        </w:rPr>
-      </w:pPr>
-      <w:r>
-        <w:rPr>
-          <w:lang w:val="en-US"/>
-        </w:rPr>
-        <w:t xml:space="preserve">Mock for rest </w:t>
-      </w:r>
-      <w:proofErr w:type="spellStart"/>
-      <w:r>
-        <w:rPr>
-          <w:lang w:val="en-US"/>
-        </w:rPr>
-        <w:t>api</w:t>
-      </w:r>
-      <w:proofErr w:type="spellEnd"/>
-      <w:r>
-        <w:rPr>
-          <w:lang w:val="en-US"/>
-        </w:rPr>
-        <w:t xml:space="preserve"> </w:t>
-      </w:r>
-    </w:p>
-    <w:p>
-      <w:pPr>
-        <w:rPr>
-          <w:lang w:val="en-US"/>
-        </w:rPr>
-      </w:pPr>
     </w:p>
     <w:p>
       <w:pPr>
@@ -2783,6 +659,95 @@
     </w:lvl>
   </w:abstractNum>
   <w:abstractNum w:abstractNumId="3" w15:restartNumberingAfterBreak="0">
+    <w:nsid w:val="24CC4E63"/>
+    <w:multiLevelType w:val="hybridMultilevel"/>
+    <w:tmpl w:val="39DAE12A"/>
+    <w:lvl w:ilvl="0" w:tplc="4009000F">
+      <w:start w:val="1"/>
+      <w:numFmt w:val="decimal"/>
+      <w:lvlText w:val="%1."/>
+      <w:lvlJc w:val="left"/>
+      <w:pPr>
+        <w:ind w:left="720" w:hanging="360"/>
+      </w:pPr>
+      <w:rPr>
+        <w:rFonts w:hint="default"/>
+      </w:rPr>
+    </w:lvl>
+    <w:lvl w:ilvl="1" w:tplc="40090019" w:tentative="1">
+      <w:start w:val="1"/>
+      <w:numFmt w:val="lowerLetter"/>
+      <w:lvlText w:val="%2."/>
+      <w:lvlJc w:val="left"/>
+      <w:pPr>
+        <w:ind w:left="1440" w:hanging="360"/>
+      </w:pPr>
+    </w:lvl>
+    <w:lvl w:ilvl="2" w:tplc="4009001B" w:tentative="1">
+      <w:start w:val="1"/>
+      <w:numFmt w:val="lowerRoman"/>
+      <w:lvlText w:val="%3."/>
+      <w:lvlJc w:val="right"/>
+      <w:pPr>
+        <w:ind w:left="2160" w:hanging="180"/>
+      </w:pPr>
+    </w:lvl>
+    <w:lvl w:ilvl="3" w:tplc="4009000F" w:tentative="1">
+      <w:start w:val="1"/>
+      <w:numFmt w:val="decimal"/>
+      <w:lvlText w:val="%4."/>
+      <w:lvlJc w:val="left"/>
+      <w:pPr>
+        <w:ind w:left="2880" w:hanging="360"/>
+      </w:pPr>
+    </w:lvl>
+    <w:lvl w:ilvl="4" w:tplc="40090019" w:tentative="1">
+      <w:start w:val="1"/>
+      <w:numFmt w:val="lowerLetter"/>
+      <w:lvlText w:val="%5."/>
+      <w:lvlJc w:val="left"/>
+      <w:pPr>
+        <w:ind w:left="3600" w:hanging="360"/>
+      </w:pPr>
+    </w:lvl>
+    <w:lvl w:ilvl="5" w:tplc="4009001B" w:tentative="1">
+      <w:start w:val="1"/>
+      <w:numFmt w:val="lowerRoman"/>
+      <w:lvlText w:val="%6."/>
+      <w:lvlJc w:val="right"/>
+      <w:pPr>
+        <w:ind w:left="4320" w:hanging="180"/>
+      </w:pPr>
+    </w:lvl>
+    <w:lvl w:ilvl="6" w:tplc="4009000F" w:tentative="1">
+      <w:start w:val="1"/>
+      <w:numFmt w:val="decimal"/>
+      <w:lvlText w:val="%7."/>
+      <w:lvlJc w:val="left"/>
+      <w:pPr>
+        <w:ind w:left="5040" w:hanging="360"/>
+      </w:pPr>
+    </w:lvl>
+    <w:lvl w:ilvl="7" w:tplc="40090019" w:tentative="1">
+      <w:start w:val="1"/>
+      <w:numFmt w:val="lowerLetter"/>
+      <w:lvlText w:val="%8."/>
+      <w:lvlJc w:val="left"/>
+      <w:pPr>
+        <w:ind w:left="5760" w:hanging="360"/>
+      </w:pPr>
+    </w:lvl>
+    <w:lvl w:ilvl="8" w:tplc="4009001B" w:tentative="1">
+      <w:start w:val="1"/>
+      <w:numFmt w:val="lowerRoman"/>
+      <w:lvlText w:val="%9."/>
+      <w:lvlJc w:val="right"/>
+      <w:pPr>
+        <w:ind w:left="6480" w:hanging="180"/>
+      </w:pPr>
+    </w:lvl>
+  </w:abstractNum>
+  <w:abstractNum w:abstractNumId="4" w15:restartNumberingAfterBreak="0">
     <w:nsid w:val="25E4543E"/>
     <w:multiLevelType w:val="hybridMultilevel"/>
     <w:tmpl w:val="F09E8580"/>
@@ -2871,7 +836,7 @@
       </w:pPr>
     </w:lvl>
   </w:abstractNum>
-  <w:abstractNum w:abstractNumId="4" w15:restartNumberingAfterBreak="0">
+  <w:abstractNum w:abstractNumId="5" w15:restartNumberingAfterBreak="0">
     <w:nsid w:val="330A3A36"/>
     <w:multiLevelType w:val="hybridMultilevel"/>
     <w:tmpl w:val="099E7452"/>
@@ -2960,7 +925,7 @@
       </w:pPr>
     </w:lvl>
   </w:abstractNum>
-  <w:abstractNum w:abstractNumId="5" w15:restartNumberingAfterBreak="0">
+  <w:abstractNum w:abstractNumId="6" w15:restartNumberingAfterBreak="0">
     <w:nsid w:val="3C804B31"/>
     <w:multiLevelType w:val="hybridMultilevel"/>
     <w:tmpl w:val="C48A7378"/>
@@ -3049,7 +1014,7 @@
       </w:pPr>
     </w:lvl>
   </w:abstractNum>
-  <w:abstractNum w:abstractNumId="6" w15:restartNumberingAfterBreak="0">
+  <w:abstractNum w:abstractNumId="7" w15:restartNumberingAfterBreak="0">
     <w:nsid w:val="58241691"/>
     <w:multiLevelType w:val="hybridMultilevel"/>
     <w:tmpl w:val="BF103D2E"/>
@@ -3138,7 +1103,7 @@
       </w:pPr>
     </w:lvl>
   </w:abstractNum>
-  <w:abstractNum w:abstractNumId="7" w15:restartNumberingAfterBreak="0">
+  <w:abstractNum w:abstractNumId="8" w15:restartNumberingAfterBreak="0">
     <w:nsid w:val="752E32DF"/>
     <w:multiLevelType w:val="hybridMultilevel"/>
     <w:tmpl w:val="DC74E066"/>
@@ -3227,7 +1192,7 @@
       </w:pPr>
     </w:lvl>
   </w:abstractNum>
-  <w:abstractNum w:abstractNumId="8" w15:restartNumberingAfterBreak="0">
+  <w:abstractNum w:abstractNumId="9" w15:restartNumberingAfterBreak="0">
     <w:nsid w:val="783D7FEA"/>
     <w:multiLevelType w:val="hybridMultilevel"/>
     <w:tmpl w:val="D59ECED2"/>
@@ -3316,7 +1281,7 @@
       </w:pPr>
     </w:lvl>
   </w:abstractNum>
-  <w:abstractNum w:abstractNumId="9" w15:restartNumberingAfterBreak="0">
+  <w:abstractNum w:abstractNumId="10" w15:restartNumberingAfterBreak="0">
     <w:nsid w:val="7DA575FB"/>
     <w:multiLevelType w:val="hybridMultilevel"/>
     <w:tmpl w:val="7A069C7A"/>
@@ -3405,7 +1370,7 @@
       </w:pPr>
     </w:lvl>
   </w:abstractNum>
-  <w:abstractNum w:abstractNumId="10" w15:restartNumberingAfterBreak="0">
+  <w:abstractNum w:abstractNumId="11" w15:restartNumberingAfterBreak="0">
     <w:nsid w:val="7F384F2D"/>
     <w:multiLevelType w:val="hybridMultilevel"/>
     <w:tmpl w:val="5358C610"/>
@@ -3495,36 +1460,39 @@
     </w:lvl>
   </w:abstractNum>
   <w:num w:numId="1" w16cid:durableId="1997760568">
+    <w:abstractNumId w:val="9"/>
+  </w:num>
+  <w:num w:numId="2" w16cid:durableId="633604992">
     <w:abstractNumId w:val="8"/>
   </w:num>
-  <w:num w:numId="2" w16cid:durableId="633604992">
-    <w:abstractNumId w:val="7"/>
-  </w:num>
   <w:num w:numId="3" w16cid:durableId="1998147382">
-    <w:abstractNumId w:val="4"/>
+    <w:abstractNumId w:val="5"/>
   </w:num>
   <w:num w:numId="4" w16cid:durableId="47145426">
     <w:abstractNumId w:val="0"/>
   </w:num>
   <w:num w:numId="5" w16cid:durableId="439765844">
-    <w:abstractNumId w:val="10"/>
+    <w:abstractNumId w:val="11"/>
   </w:num>
   <w:num w:numId="6" w16cid:durableId="1718583286">
-    <w:abstractNumId w:val="6"/>
+    <w:abstractNumId w:val="7"/>
   </w:num>
   <w:num w:numId="7" w16cid:durableId="1814522746">
     <w:abstractNumId w:val="2"/>
   </w:num>
   <w:num w:numId="8" w16cid:durableId="1033962790">
-    <w:abstractNumId w:val="9"/>
+    <w:abstractNumId w:val="10"/>
   </w:num>
   <w:num w:numId="9" w16cid:durableId="1531214618">
     <w:abstractNumId w:val="1"/>
   </w:num>
   <w:num w:numId="10" w16cid:durableId="6832528">
-    <w:abstractNumId w:val="5"/>
+    <w:abstractNumId w:val="6"/>
   </w:num>
   <w:num w:numId="11" w16cid:durableId="1854109786">
+    <w:abstractNumId w:val="4"/>
+  </w:num>
+  <w:num w:numId="12" w16cid:durableId="2023698692">
     <w:abstractNumId w:val="3"/>
   </w:num>
 </w:numbering>
@@ -4133,6 +2101,7 @@
   <w:style w:type="character" w:default="1" w:styleId="DefaultParagraphFont">
     <w:name w:val="Default Paragraph Font"/>
     <w:uiPriority w:val="1"/>
+    <w:semiHidden/>
     <w:unhideWhenUsed/>
   </w:style>
   <w:style w:type="table" w:default="1" w:styleId="TableNormal">
